--- a/semana_05/micro_reto_cafe.docx
+++ b/semana_05/micro_reto_cafe.docx
@@ -156,8 +156,19 @@
                 <w:sz w:val="24"/>
                 <w:szCs w:val="24"/>
               </w:rPr>
-              <w:t>Nombre del estudiante</w:t>
+              <w:t xml:space="preserve">Nombre del </w:t>
             </w:r>
+            <w:proofErr w:type="spellStart"/>
+            <w:r>
+              <w:rPr>
+                <w:b/>
+                <w:color w:val="004F59"/>
+                <w:sz w:val="24"/>
+                <w:szCs w:val="24"/>
+              </w:rPr>
+              <w:t>estudiante</w:t>
+            </w:r>
+            <w:proofErr w:type="spellEnd"/>
           </w:p>
         </w:tc>
         <w:tc>
@@ -185,7 +196,7 @@
                 <w:sz w:val="24"/>
                 <w:szCs w:val="24"/>
               </w:rPr>
-              <w:t>Escriba aquí...</w:t>
+              <w:t>Daniel Martínez Mora</w:t>
             </w:r>
           </w:p>
         </w:tc>
@@ -249,7 +260,7 @@
                 <w:sz w:val="24"/>
                 <w:szCs w:val="24"/>
               </w:rPr>
-              <w:t>Escriba aquí...</w:t>
+              <w:t>Grupo Tres-Martes</w:t>
             </w:r>
           </w:p>
         </w:tc>
@@ -277,6 +288,7 @@
                 <w:szCs w:val="24"/>
               </w:rPr>
             </w:pPr>
+            <w:proofErr w:type="spellStart"/>
             <w:r>
               <w:rPr>
                 <w:b/>
@@ -284,8 +296,29 @@
                 <w:sz w:val="24"/>
                 <w:szCs w:val="24"/>
               </w:rPr>
-              <w:t>Fecha de entrega</w:t>
+              <w:t>Fecha</w:t>
             </w:r>
+            <w:proofErr w:type="spellEnd"/>
+            <w:r>
+              <w:rPr>
+                <w:b/>
+                <w:color w:val="004F59"/>
+                <w:sz w:val="24"/>
+                <w:szCs w:val="24"/>
+              </w:rPr>
+              <w:t xml:space="preserve"> de </w:t>
+            </w:r>
+            <w:proofErr w:type="spellStart"/>
+            <w:r>
+              <w:rPr>
+                <w:b/>
+                <w:color w:val="004F59"/>
+                <w:sz w:val="24"/>
+                <w:szCs w:val="24"/>
+              </w:rPr>
+              <w:t>entrega</w:t>
+            </w:r>
+            <w:proofErr w:type="spellEnd"/>
           </w:p>
         </w:tc>
         <w:tc>
@@ -313,7 +346,27 @@
                 <w:sz w:val="24"/>
                 <w:szCs w:val="24"/>
               </w:rPr>
-              <w:t>Escriba aquí...</w:t>
+              <w:t xml:space="preserve">13 </w:t>
+            </w:r>
+            <w:proofErr w:type="spellStart"/>
+            <w:r>
+              <w:rPr>
+                <w:i/>
+                <w:color w:val="666666"/>
+                <w:sz w:val="24"/>
+                <w:szCs w:val="24"/>
+              </w:rPr>
+              <w:t>Octubre</w:t>
+            </w:r>
+            <w:proofErr w:type="spellEnd"/>
+            <w:r>
+              <w:rPr>
+                <w:i/>
+                <w:color w:val="666666"/>
+                <w:sz w:val="24"/>
+                <w:szCs w:val="24"/>
+              </w:rPr>
+              <w:t xml:space="preserve"> 2026</w:t>
             </w:r>
           </w:p>
         </w:tc>
@@ -367,17 +420,7 @@
                 <w:szCs w:val="24"/>
                 <w:lang w:val="es-CR"/>
               </w:rPr>
-              <w:t xml:space="preserve">Instrucción de </w:t>
-            </w:r>
-            <w:r>
-              <w:rPr>
-                <w:b/>
-                <w:color w:val="004F59"/>
-                <w:sz w:val="24"/>
-                <w:szCs w:val="24"/>
-                <w:lang w:val="es-CR"/>
-              </w:rPr>
-              <w:t>entrega</w:t>
+              <w:t>Instrucción de entrega</w:t>
             </w:r>
           </w:p>
           <w:p>
@@ -424,7 +467,27 @@
           <w:sz w:val="24"/>
           <w:szCs w:val="24"/>
         </w:rPr>
-        <w:t>Enlace público de GitHub</w:t>
+        <w:t xml:space="preserve">Enlace </w:t>
+      </w:r>
+      <w:proofErr w:type="spellStart"/>
+      <w:r>
+        <w:rPr>
+          <w:b/>
+          <w:color w:val="003B2F"/>
+          <w:sz w:val="24"/>
+          <w:szCs w:val="24"/>
+        </w:rPr>
+        <w:t>público</w:t>
+      </w:r>
+      <w:proofErr w:type="spellEnd"/>
+      <w:r>
+        <w:rPr>
+          <w:b/>
+          <w:color w:val="003B2F"/>
+          <w:sz w:val="24"/>
+          <w:szCs w:val="24"/>
+        </w:rPr>
+        <w:t xml:space="preserve"> de GitHub</w:t>
       </w:r>
     </w:p>
     <w:tbl>
@@ -459,15 +522,34 @@
                 <w:szCs w:val="24"/>
               </w:rPr>
             </w:pPr>
-            <w:r>
-              <w:rPr>
-                <w:i/>
-                <w:color w:val="5A5A5A"/>
-                <w:sz w:val="24"/>
-                <w:szCs w:val="24"/>
-              </w:rPr>
-              <w:t>https://github.com/____________________________________________</w:t>
-            </w:r>
+            <w:hyperlink r:id="rId8" w:history="1">
+              <w:r>
+                <w:rPr>
+                  <w:rStyle w:val="Hipervnculo"/>
+                  <w:sz w:val="24"/>
+                  <w:szCs w:val="24"/>
+                </w:rPr>
+                <w:t xml:space="preserve">Programacion-2026/semana_05/micro_reto_cafe.py at main · </w:t>
+              </w:r>
+              <w:proofErr w:type="spellStart"/>
+              <w:r>
+                <w:rPr>
+                  <w:rStyle w:val="Hipervnculo"/>
+                  <w:sz w:val="24"/>
+                  <w:szCs w:val="24"/>
+                </w:rPr>
+                <w:t>DanesMM</w:t>
+              </w:r>
+              <w:proofErr w:type="spellEnd"/>
+              <w:r>
+                <w:rPr>
+                  <w:rStyle w:val="Hipervnculo"/>
+                  <w:sz w:val="24"/>
+                  <w:szCs w:val="24"/>
+                </w:rPr>
+                <w:t>/Programacion-2026</w:t>
+              </w:r>
+            </w:hyperlink>
           </w:p>
         </w:tc>
       </w:tr>
@@ -508,8 +590,8 @@
       </w:r>
     </w:p>
     <w:sectPr>
-      <w:footerReference w:type="default" r:id="rId8"/>
-      <w:headerReference w:type="default" r:id="rId11"/>
+      <w:headerReference w:type="default" r:id="rId9"/>
+      <w:footerReference w:type="default" r:id="rId10"/>
       <w:pgSz w:w="12240" w:h="15840"/>
       <w:pgMar w:top="792" w:right="1008" w:bottom="792" w:left="1008" w:header="720" w:footer="720" w:gutter="0"/>
       <w:cols w:space="720"/>
@@ -592,12 +674,8 @@
 </file>
 
 <file path=word/header1.xml><?xml version="1.0" encoding="utf-8"?>
-<w:hdr xmlns:m="http://schemas.openxmlformats.org/officeDocument/2006/math" xmlns:mc="http://schemas.openxmlformats.org/markup-compatibility/2006" xmlns:mo="http://schemas.microsoft.com/office/mac/office/2008/main" xmlns:mv="urn:schemas-microsoft-com:mac:vml" xmlns:o="urn:schemas-microsoft-com:office:office" xmlns:r="http://schemas.openxmlformats.org/officeDocument/2006/relationships" xmlns:v="urn:schemas-microsoft-com:vml" xmlns:w10="urn:schemas-microsoft-com:office:word" xmlns:w14="http://schemas.microsoft.com/office/word/2010/wordml" xmlns:w="http://schemas.openxmlformats.org/wordprocessingml/2006/main" xmlns:wne="http://schemas.microsoft.com/office/word/2006/wordml" xmlns:wp14="http://schemas.microsoft.com/office/word/2010/wordprocessingDrawing" xmlns:wp="http://schemas.openxmlformats.org/drawingml/2006/wordprocessingDrawing" xmlns:wpc="http://schemas.microsoft.com/office/word/2010/wordprocessingCanvas" xmlns:wpg="http://schemas.microsoft.com/office/word/2010/wordprocessingGroup" xmlns:wpi="http://schemas.microsoft.com/office/word/2010/wordprocessingInk" xmlns:wps="http://schemas.microsoft.com/office/word/2010/wordprocessingShape" mc:Ignorable="w14 wp14">
-  <w:p>
-    <w:pPr>
-      <w:pStyle w:val="Header"/>
-    </w:pPr>
-  </w:p>
+<w:hdr xmlns:wpc="http://schemas.microsoft.com/office/word/2010/wordprocessingCanvas" xmlns:cx="http://schemas.microsoft.com/office/drawing/2014/chartex" xmlns:cx1="http://schemas.microsoft.com/office/drawing/2015/9/8/chartex" xmlns:cx2="http://schemas.microsoft.com/office/drawing/2015/10/21/chartex" xmlns:cx3="http://schemas.microsoft.com/office/drawing/2016/5/9/chartex" xmlns:cx4="http://schemas.microsoft.com/office/drawing/2016/5/10/chartex" xmlns:cx5="http://schemas.microsoft.com/office/drawing/2016/5/11/chartex" xmlns:cx6="http://schemas.microsoft.com/office/drawing/2016/5/12/chartex" xmlns:cx7="http://schemas.microsoft.com/office/drawing/2016/5/13/chartex" xmlns:cx8="http://schemas.microsoft.com/office/drawing/2016/5/14/chartex" xmlns:mc="http://schemas.openxmlformats.org/markup-compatibility/2006" xmlns:aink="http://schemas.microsoft.com/office/drawing/2016/ink" xmlns:am3d="http://schemas.microsoft.com/office/drawing/2017/model3d" xmlns:o="urn:schemas-microsoft-com:office:office" xmlns:oel="http://schemas.microsoft.com/office/2019/extlst" xmlns:r="http://schemas.openxmlformats.org/officeDocument/2006/relationships" xmlns:m="http://schemas.openxmlformats.org/officeDocument/2006/math" xmlns:v="urn:schemas-microsoft-com:vml" xmlns:wp14="http://schemas.microsoft.com/office/word/2010/wordprocessingDrawing" xmlns:wp="http://schemas.openxmlformats.org/drawingml/2006/wordprocessingDrawing" xmlns:w10="urn:schemas-microsoft-com:office:word" xmlns:w="http://schemas.openxmlformats.org/wordprocessingml/2006/main" xmlns:w14="http://schemas.microsoft.com/office/word/2010/wordml" xmlns:w15="http://schemas.microsoft.com/office/word/2012/wordml" xmlns:w16cex="http://schemas.microsoft.com/office/word/2018/wordml/cex" xmlns:w16cid="http://schemas.microsoft.com/office/word/2016/wordml/cid" xmlns:w16="http://schemas.microsoft.com/office/word/2018/wordml" xmlns:w16du="http://schemas.microsoft.com/office/word/2023/wordml/word16du" xmlns:w16sdtdh="http://schemas.microsoft.com/office/word/2020/wordml/sdtdatahash" xmlns:w16sdtfl="http://schemas.microsoft.com/office/word/2024/wordml/sdtformatlock" xmlns:w16se="http://schemas.microsoft.com/office/word/2015/wordml/symex" xmlns:wpg="http://schemas.microsoft.com/office/word/2010/wordprocessingGroup" xmlns:wpi="http://schemas.microsoft.com/office/word/2010/wordprocessingInk" xmlns:wne="http://schemas.microsoft.com/office/word/2006/wordml" xmlns:wps="http://schemas.microsoft.com/office/word/2010/wordprocessingShape" mc:Ignorable="w14 w15 w16se w16cid w16 w16cex w16sdtdh w16sdtfl w16du wp14">
+  <w:p/>
 </w:hdr>
 </file>
 
@@ -1995,7 +2073,7 @@
       <w:szCs w:val="18"/>
     </w:rPr>
   </w:style>
-  <w:style w:type="character" w:styleId="Textoennegrita">
+  <w:style w:type="character" w:styleId="Fuerte">
     <w:name w:val="Strong"/>
     <w:basedOn w:val="Fuentedeprrafopredeter"/>
     <w:uiPriority w:val="22"/>
@@ -12186,6 +12264,29 @@
         <w:shd w:val="clear" w:color="auto" w:fill="FBCAA2" w:themeFill="accent6" w:themeFillTint="7F"/>
       </w:tcPr>
     </w:tblStylePr>
+  </w:style>
+  <w:style w:type="character" w:styleId="Hipervnculo">
+    <w:name w:val="Hyperlink"/>
+    <w:basedOn w:val="Fuentedeprrafopredeter"/>
+    <w:uiPriority w:val="99"/>
+    <w:unhideWhenUsed/>
+    <w:rsid w:val="00BA0D05"/>
+    <w:rPr>
+      <w:color w:val="0000FF" w:themeColor="hyperlink"/>
+      <w:u w:val="single"/>
+    </w:rPr>
+  </w:style>
+  <w:style w:type="character" w:styleId="Mencinsinresolver">
+    <w:name w:val="Unresolved Mention"/>
+    <w:basedOn w:val="Fuentedeprrafopredeter"/>
+    <w:uiPriority w:val="99"/>
+    <w:semiHidden/>
+    <w:unhideWhenUsed/>
+    <w:rsid w:val="00BA0D05"/>
+    <w:rPr>
+      <w:color w:val="605E5C"/>
+      <w:shd w:val="clear" w:color="auto" w:fill="E1DFDD"/>
+    </w:rPr>
   </w:style>
 </w:styles>
 </file>
